--- a/Network/lab3/lab3.docx
+++ b/Network/lab3/lab3.docx
@@ -235,7 +235,7 @@
           <w:sz w:val="28"/>
           <w:szCs w:val="28"/>
         </w:rPr>
-        <w:t>3</w:t>
+        <w:t>4</w:t>
       </w:r>
       <w:r>
         <w:rPr>
@@ -771,6 +771,7 @@
       <w:r>
         <w:rPr>
           <w:rFonts w:ascii="Times New Roman" w:hAnsi="Times New Roman" w:cs="Times New Roman"/>
+          <w:noProof/>
           <w:sz w:val="28"/>
           <w:szCs w:val="28"/>
         </w:rPr>
@@ -972,6 +973,7 @@
       <w:r>
         <w:rPr>
           <w:rFonts w:ascii="Times New Roman" w:hAnsi="Times New Roman" w:cs="Times New Roman"/>
+          <w:noProof/>
           <w:sz w:val="28"/>
           <w:szCs w:val="28"/>
           <w:lang w:val="en-US"/>
@@ -1018,7 +1020,6 @@
         <w:jc w:val="center"/>
         <w:rPr>
           <w:rFonts w:ascii="Times New Roman" w:hAnsi="Times New Roman" w:cs="Times New Roman"/>
-          <w:lang w:val="en-US"/>
         </w:rPr>
       </w:pPr>
       <w:r>
@@ -1110,6 +1111,7 @@
       <w:r>
         <w:rPr>
           <w:rFonts w:ascii="Times New Roman" w:hAnsi="Times New Roman" w:cs="Times New Roman"/>
+          <w:noProof/>
           <w:sz w:val="28"/>
           <w:szCs w:val="28"/>
           <w:lang w:val="en-US"/>
@@ -1233,6 +1235,7 @@
       <w:r>
         <w:rPr>
           <w:rFonts w:ascii="Times New Roman" w:hAnsi="Times New Roman" w:cs="Times New Roman"/>
+          <w:noProof/>
           <w:sz w:val="28"/>
           <w:szCs w:val="28"/>
           <w:lang w:val="en-US"/>
@@ -1285,7 +1288,6 @@
         <w:jc w:val="center"/>
         <w:rPr>
           <w:rFonts w:ascii="Times New Roman" w:hAnsi="Times New Roman" w:cs="Times New Roman"/>
-          <w:lang w:val="en-US"/>
         </w:rPr>
       </w:pPr>
       <w:r>
@@ -1380,6 +1382,7 @@
       <w:r>
         <w:rPr>
           <w:rFonts w:ascii="Times New Roman" w:hAnsi="Times New Roman" w:cs="Times New Roman"/>
+          <w:noProof/>
           <w:sz w:val="28"/>
           <w:szCs w:val="28"/>
           <w:lang w:val="en-US"/>
@@ -1426,59 +1429,59 @@
         <w:jc w:val="center"/>
         <w:rPr>
           <w:rFonts w:ascii="Times New Roman" w:hAnsi="Times New Roman" w:cs="Times New Roman"/>
+        </w:rPr>
+      </w:pPr>
+      <w:r>
+        <w:rPr>
+          <w:rFonts w:ascii="Times New Roman" w:hAnsi="Times New Roman" w:cs="Times New Roman"/>
+        </w:rPr>
+        <w:t xml:space="preserve">Рис. 5 – проверка аутентификации </w:t>
+      </w:r>
+      <w:r>
+        <w:rPr>
+          <w:rFonts w:ascii="Times New Roman" w:hAnsi="Times New Roman" w:cs="Times New Roman"/>
           <w:lang w:val="en-US"/>
         </w:rPr>
-      </w:pPr>
-      <w:r>
-        <w:rPr>
-          <w:rFonts w:ascii="Times New Roman" w:hAnsi="Times New Roman" w:cs="Times New Roman"/>
-        </w:rPr>
-        <w:t xml:space="preserve">Рис. 5 – проверка аутентификации </w:t>
+        <w:t>PC</w:t>
+      </w:r>
+      <w:r>
+        <w:rPr>
+          <w:rFonts w:ascii="Times New Roman" w:hAnsi="Times New Roman" w:cs="Times New Roman"/>
+        </w:rPr>
+        <w:t xml:space="preserve">0 </w:t>
+      </w:r>
+      <w:r>
+        <w:rPr>
+          <w:rFonts w:ascii="Times New Roman" w:hAnsi="Times New Roman" w:cs="Times New Roman"/>
+        </w:rPr>
+        <w:t xml:space="preserve">к </w:t>
       </w:r>
       <w:r>
         <w:rPr>
           <w:rFonts w:ascii="Times New Roman" w:hAnsi="Times New Roman" w:cs="Times New Roman"/>
           <w:lang w:val="en-US"/>
         </w:rPr>
-        <w:t>PC</w:t>
-      </w:r>
-      <w:r>
-        <w:rPr>
-          <w:rFonts w:ascii="Times New Roman" w:hAnsi="Times New Roman" w:cs="Times New Roman"/>
-        </w:rPr>
-        <w:t xml:space="preserve">0 </w:t>
-      </w:r>
-      <w:r>
-        <w:rPr>
-          <w:rFonts w:ascii="Times New Roman" w:hAnsi="Times New Roman" w:cs="Times New Roman"/>
-        </w:rPr>
-        <w:t xml:space="preserve">к </w:t>
-      </w:r>
-      <w:r>
+        <w:t>Router</w:t>
+      </w:r>
+      <w:r>
+        <w:rPr>
+          <w:rFonts w:ascii="Times New Roman" w:hAnsi="Times New Roman" w:cs="Times New Roman"/>
+        </w:rPr>
+        <w:t>0</w:t>
+      </w:r>
+    </w:p>
+    <w:p>
+      <w:pPr>
+        <w:jc w:val="center"/>
         <w:rPr>
           <w:rFonts w:ascii="Times New Roman" w:hAnsi="Times New Roman" w:cs="Times New Roman"/>
           <w:lang w:val="en-US"/>
         </w:rPr>
-        <w:t>Router</w:t>
-      </w:r>
-      <w:r>
-        <w:rPr>
-          <w:rFonts w:ascii="Times New Roman" w:hAnsi="Times New Roman" w:cs="Times New Roman"/>
-        </w:rPr>
-        <w:t>0</w:t>
-      </w:r>
-    </w:p>
-    <w:p>
-      <w:pPr>
-        <w:jc w:val="center"/>
-        <w:rPr>
-          <w:rFonts w:ascii="Times New Roman" w:hAnsi="Times New Roman" w:cs="Times New Roman"/>
-          <w:lang w:val="en-US"/>
-        </w:rPr>
-      </w:pPr>
-      <w:r>
-        <w:rPr>
-          <w:rFonts w:ascii="Times New Roman" w:hAnsi="Times New Roman" w:cs="Times New Roman"/>
+      </w:pPr>
+      <w:r>
+        <w:rPr>
+          <w:rFonts w:ascii="Times New Roman" w:hAnsi="Times New Roman" w:cs="Times New Roman"/>
+          <w:noProof/>
           <w:lang w:val="en-US"/>
         </w:rPr>
         <w:drawing>
@@ -1523,7 +1526,6 @@
         <w:jc w:val="center"/>
         <w:rPr>
           <w:rFonts w:ascii="Times New Roman" w:hAnsi="Times New Roman" w:cs="Times New Roman"/>
-          <w:lang w:val="en-US"/>
         </w:rPr>
       </w:pPr>
       <w:r>
@@ -1775,15 +1777,7 @@
           <w:sz w:val="28"/>
           <w:szCs w:val="28"/>
         </w:rPr>
-        <w:t>л</w:t>
-      </w:r>
-      <w:r>
-        <w:rPr>
-          <w:rFonts w:ascii="Times New Roman" w:hAnsi="Times New Roman" w:cs="Times New Roman"/>
-          <w:sz w:val="28"/>
-          <w:szCs w:val="28"/>
-        </w:rPr>
-        <w:t xml:space="preserve"> </w:t>
+        <w:t xml:space="preserve">л </w:t>
       </w:r>
       <w:r>
         <w:rPr>
@@ -4601,6 +4595,7 @@
   <w:style w:type="character" w:default="1" w:styleId="a0">
     <w:name w:val="Default Paragraph Font"/>
     <w:uiPriority w:val="1"/>
+    <w:semiHidden/>
     <w:unhideWhenUsed/>
   </w:style>
   <w:style w:type="table" w:default="1" w:styleId="a1">
